--- a/发表文章.docx
+++ b/发表文章.docx
@@ -1,6 +1,6 @@
 
 <file path=word/document.xml><?xml version="1.0" encoding="utf-8"?>
-<w:document xmlns:wpc="http://schemas.microsoft.com/office/word/2010/wordprocessingCanvas" xmlns:cx="http://schemas.microsoft.com/office/drawing/2014/chartex" xmlns:cx1="http://schemas.microsoft.com/office/drawing/2015/9/8/chartex" xmlns:cx2="http://schemas.microsoft.com/office/drawing/2015/10/21/chartex" xmlns:cx3="http://schemas.microsoft.com/office/drawing/2016/5/9/chartex" xmlns:cx4="http://schemas.microsoft.com/office/drawing/2016/5/10/chartex" xmlns:cx5="http://schemas.microsoft.com/office/drawing/2016/5/11/chartex" xmlns:cx6="http://schemas.microsoft.com/office/drawing/2016/5/12/chartex" xmlns:cx7="http://schemas.microsoft.com/office/drawing/2016/5/13/chartex" xmlns:cx8="http://schemas.microsoft.com/office/drawing/2016/5/14/chartex" xmlns:mc="http://schemas.openxmlformats.org/markup-compatibility/2006" xmlns:aink="http://schemas.microsoft.com/office/drawing/2016/ink" xmlns:am3d="http://schemas.microsoft.com/office/drawing/2017/model3d" xmlns:o="urn:schemas-microsoft-com:office:office" xmlns:r="http://schemas.openxmlformats.org/officeDocument/2006/relationships" xmlns:m="http://schemas.openxmlformats.org/officeDocument/2006/math" xmlns:v="urn:schemas-microsoft-com:vml" xmlns:wp14="http://schemas.microsoft.com/office/word/2010/wordprocessingDrawing" xmlns:wp="http://schemas.openxmlformats.org/drawingml/2006/wordprocessingDrawing" xmlns:w10="urn:schemas-microsoft-com:office:word" xmlns:w="http://schemas.openxmlformats.org/wordprocessingml/2006/main" xmlns:w14="http://schemas.microsoft.com/office/word/2010/wordml" xmlns:w15="http://schemas.microsoft.com/office/word/2012/wordml" xmlns:w16cid="http://schemas.microsoft.com/office/word/2016/wordml/cid" xmlns:w16se="http://schemas.microsoft.com/office/word/2015/wordml/symex" xmlns:wpg="http://schemas.microsoft.com/office/word/2010/wordprocessingGroup" xmlns:wpi="http://schemas.microsoft.com/office/word/2010/wordprocessingInk" xmlns:wne="http://schemas.microsoft.com/office/word/2006/wordml" xmlns:wps="http://schemas.microsoft.com/office/word/2010/wordprocessingShape" mc:Ignorable="w14 w15 w16se w16cid wp14">
+<w:document xmlns:wpc="http://schemas.microsoft.com/office/word/2010/wordprocessingCanvas" xmlns:cx="http://schemas.microsoft.com/office/drawing/2014/chartex" xmlns:cx1="http://schemas.microsoft.com/office/drawing/2015/9/8/chartex" xmlns:cx2="http://schemas.microsoft.com/office/drawing/2015/10/21/chartex" xmlns:cx3="http://schemas.microsoft.com/office/drawing/2016/5/9/chartex" xmlns:cx4="http://schemas.microsoft.com/office/drawing/2016/5/10/chartex" xmlns:cx5="http://schemas.microsoft.com/office/drawing/2016/5/11/chartex" xmlns:cx6="http://schemas.microsoft.com/office/drawing/2016/5/12/chartex" xmlns:cx7="http://schemas.microsoft.com/office/drawing/2016/5/13/chartex" xmlns:cx8="http://schemas.microsoft.com/office/drawing/2016/5/14/chartex" xmlns:mc="http://schemas.openxmlformats.org/markup-compatibility/2006" xmlns:aink="http://schemas.microsoft.com/office/drawing/2016/ink" xmlns:am3d="http://schemas.microsoft.com/office/drawing/2017/model3d" xmlns:o="urn:schemas-microsoft-com:office:office" xmlns:oel="http://schemas.microsoft.com/office/2019/extlst" xmlns:r="http://schemas.openxmlformats.org/officeDocument/2006/relationships" xmlns:m="http://schemas.openxmlformats.org/officeDocument/2006/math" xmlns:v="urn:schemas-microsoft-com:vml" xmlns:wp14="http://schemas.microsoft.com/office/word/2010/wordprocessingDrawing" xmlns:wp="http://schemas.openxmlformats.org/drawingml/2006/wordprocessingDrawing" xmlns:w10="urn:schemas-microsoft-com:office:word" xmlns:w="http://schemas.openxmlformats.org/wordprocessingml/2006/main" xmlns:w14="http://schemas.microsoft.com/office/word/2010/wordml" xmlns:w15="http://schemas.microsoft.com/office/word/2012/wordml" xmlns:w16cex="http://schemas.microsoft.com/office/word/2018/wordml/cex" xmlns:w16cid="http://schemas.microsoft.com/office/word/2016/wordml/cid" xmlns:w16="http://schemas.microsoft.com/office/word/2018/wordml" xmlns:w16du="http://schemas.microsoft.com/office/word/2023/wordml/word16du" xmlns:w16sdtdh="http://schemas.microsoft.com/office/word/2020/wordml/sdtdatahash" xmlns:w16sdtfl="http://schemas.microsoft.com/office/word/2024/wordml/sdtformatlock" xmlns:w16se="http://schemas.microsoft.com/office/word/2015/wordml/symex" xmlns:wpg="http://schemas.microsoft.com/office/word/2010/wordprocessingGroup" xmlns:wpi="http://schemas.microsoft.com/office/word/2010/wordprocessingInk" xmlns:wne="http://schemas.microsoft.com/office/word/2006/wordml" xmlns:wps="http://schemas.microsoft.com/office/word/2010/wordprocessingShape" mc:Ignorable="w14 w15 w16se w16cid w16 w16cex w16sdtdh w16sdtfl w16du wp14">
   <w:body>
     <w:p>
       <w:pPr>
@@ -17,7 +17,6 @@
           <w:spacing w:val="8"/>
           <w:kern w:val="0"/>
           <w:szCs w:val="24"/>
-          <w:highlight w:val="yellow"/>
           <w:lang w:val="de-DE"/>
         </w:rPr>
       </w:pPr>
@@ -30,7 +29,6 @@
           <w:spacing w:val="8"/>
           <w:kern w:val="0"/>
           <w:szCs w:val="24"/>
-          <w:highlight w:val="yellow"/>
         </w:rPr>
         <w:t xml:space="preserve">Xiao Y, Hu X, Wu J, Shen Z, Wang S, </w:t>
       </w:r>
@@ -42,7 +40,6 @@
           <w:spacing w:val="8"/>
           <w:kern w:val="0"/>
           <w:szCs w:val="24"/>
-          <w:highlight w:val="yellow"/>
         </w:rPr>
         <w:t>Xu S</w:t>
       </w:r>
@@ -53,7 +50,6 @@
           <w:spacing w:val="8"/>
           <w:kern w:val="0"/>
           <w:szCs w:val="24"/>
-          <w:highlight w:val="yellow"/>
         </w:rPr>
         <w:t>, Zhao J, Chang J, Zhang Y*</w:t>
       </w:r>
@@ -66,7 +62,6 @@
           <w:spacing w:val="8"/>
           <w:kern w:val="0"/>
           <w:szCs w:val="24"/>
-          <w:highlight w:val="yellow"/>
         </w:rPr>
         <w:t xml:space="preserve">. </w:t>
       </w:r>
@@ -79,7 +74,6 @@
           <w:spacing w:val="8"/>
           <w:kern w:val="0"/>
           <w:szCs w:val="24"/>
-          <w:highlight w:val="yellow"/>
         </w:rPr>
         <w:t>Imperfection-insensitive flexible random network materials with horseshoe microstructures</w:t>
       </w:r>
@@ -92,7 +86,6 @@
           <w:spacing w:val="8"/>
           <w:kern w:val="0"/>
           <w:szCs w:val="24"/>
-          <w:highlight w:val="yellow"/>
         </w:rPr>
         <w:t>[J]. Journal of the Mechanics and Physics of Solids, 2025, 195: 105968.</w:t>
       </w:r>
@@ -105,7 +98,6 @@
           <w:spacing w:val="8"/>
           <w:kern w:val="0"/>
           <w:szCs w:val="24"/>
-          <w:highlight w:val="yellow"/>
           <w:lang w:val="de-DE"/>
         </w:rPr>
         <w:t xml:space="preserve"> (SCI</w:t>
@@ -117,7 +109,6 @@
           <w:spacing w:val="8"/>
           <w:kern w:val="0"/>
           <w:szCs w:val="24"/>
-          <w:highlight w:val="yellow"/>
         </w:rPr>
         <w:t>收录</w:t>
       </w:r>
@@ -128,7 +119,6 @@
           <w:spacing w:val="8"/>
           <w:kern w:val="0"/>
           <w:szCs w:val="24"/>
-          <w:highlight w:val="yellow"/>
           <w:lang w:val="de-DE"/>
         </w:rPr>
         <w:t>，</w:t>
@@ -140,7 +130,6 @@
           <w:spacing w:val="8"/>
           <w:kern w:val="0"/>
           <w:szCs w:val="24"/>
-          <w:highlight w:val="yellow"/>
         </w:rPr>
         <w:t>检索号</w:t>
       </w:r>
@@ -151,7 +140,6 @@
           <w:spacing w:val="8"/>
           <w:kern w:val="0"/>
           <w:szCs w:val="24"/>
-          <w:highlight w:val="yellow"/>
           <w:lang w:val="de-DE"/>
         </w:rPr>
         <w:t>：</w:t>
@@ -163,7 +151,6 @@
           <w:spacing w:val="8"/>
           <w:kern w:val="0"/>
           <w:szCs w:val="24"/>
-          <w:highlight w:val="yellow"/>
           <w:lang w:val="de-DE"/>
         </w:rPr>
         <w:t>001368627600001</w:t>
@@ -175,7 +162,6 @@
           <w:spacing w:val="8"/>
           <w:kern w:val="0"/>
           <w:szCs w:val="24"/>
-          <w:highlight w:val="yellow"/>
           <w:lang w:val="de-DE"/>
         </w:rPr>
         <w:t>，</w:t>
@@ -187,7 +173,6 @@
           <w:spacing w:val="8"/>
           <w:kern w:val="0"/>
           <w:szCs w:val="24"/>
-          <w:highlight w:val="yellow"/>
         </w:rPr>
         <w:t>影响因子</w:t>
       </w:r>
@@ -198,7 +183,6 @@
           <w:spacing w:val="8"/>
           <w:kern w:val="0"/>
           <w:szCs w:val="24"/>
-          <w:highlight w:val="yellow"/>
           <w:lang w:val="de-DE"/>
         </w:rPr>
         <w:t>：</w:t>
@@ -210,7 +194,6 @@
           <w:spacing w:val="8"/>
           <w:kern w:val="0"/>
           <w:szCs w:val="24"/>
-          <w:highlight w:val="yellow"/>
           <w:lang w:val="de-DE"/>
         </w:rPr>
         <w:t>5)</w:t>
@@ -228,7 +211,7 @@
         <w:spacing w:before="120" w:line="320" w:lineRule="exact"/>
         <w:ind w:firstLineChars="0"/>
         <w:rPr>
-          <w:rFonts w:cs="Times New Roman" w:hint="eastAsia"/>
+          <w:rFonts w:cs="Times New Roman"/>
           <w:color w:val="000000"/>
           <w:spacing w:val="8"/>
           <w:kern w:val="0"/>
@@ -284,6 +267,7 @@
           <w:kern w:val="0"/>
           <w:szCs w:val="24"/>
           <w:highlight w:val="yellow"/>
+          <w:lang w:val="de-DE"/>
         </w:rPr>
         <w:t>*</w:t>
       </w:r>
@@ -309,9 +293,20 @@
           <w:kern w:val="0"/>
           <w:szCs w:val="24"/>
           <w:highlight w:val="yellow"/>
-          <w:lang w:val="de-DE"/>
-        </w:rPr>
-        <w:t>An agile multimodal microrobot with architected passively morphing wheels[J]. Science Advances, 2024, 10(51): eadp1176. (SCI</w:t>
+        </w:rPr>
+        <w:t xml:space="preserve">An agile multimodal microrobot with architected passively morphing wheels[J]. </w:t>
+      </w:r>
+      <w:r>
+        <w:rPr>
+          <w:rFonts w:cs="Times New Roman"/>
+          <w:color w:val="000000"/>
+          <w:spacing w:val="8"/>
+          <w:kern w:val="0"/>
+          <w:szCs w:val="24"/>
+          <w:highlight w:val="yellow"/>
+          <w:lang w:val="de-DE"/>
+        </w:rPr>
+        <w:t>Science Advances, 2024, 10(51): eadp1176. (SCI</w:t>
       </w:r>
       <w:r>
         <w:rPr>
@@ -593,6 +588,7 @@
           <w:kern w:val="0"/>
           <w:szCs w:val="24"/>
           <w:highlight w:val="yellow"/>
+          <w:lang w:val="de-DE"/>
         </w:rPr>
         <w:t>*</w:t>
       </w:r>
@@ -620,7 +616,6 @@
           <w:kern w:val="0"/>
           <w:szCs w:val="24"/>
           <w:highlight w:val="yellow"/>
-          <w:lang w:val="de-DE"/>
         </w:rPr>
         <w:t>A three-dimensionally architected electronic skin mimicking human mechanosensation</w:t>
       </w:r>
@@ -634,9 +629,20 @@
           <w:kern w:val="0"/>
           <w:szCs w:val="24"/>
           <w:highlight w:val="yellow"/>
-          <w:lang w:val="de-DE"/>
-        </w:rPr>
-        <w:t>[J]. Science, 2024, 384(6699): 987-994. (SCI</w:t>
+        </w:rPr>
+        <w:t xml:space="preserve">[J]. </w:t>
+      </w:r>
+      <w:r>
+        <w:rPr>
+          <w:rFonts w:cs="Times New Roman"/>
+          <w:color w:val="000000"/>
+          <w:spacing w:val="8"/>
+          <w:kern w:val="0"/>
+          <w:szCs w:val="24"/>
+          <w:highlight w:val="yellow"/>
+          <w:lang w:val="de-DE"/>
+        </w:rPr>
+        <w:t>Science, 2024, 384(6699): 987-994. (SCI</w:t>
       </w:r>
       <w:r>
         <w:rPr>
@@ -1033,7 +1039,7 @@
         <w:spacing w:before="120" w:line="320" w:lineRule="exact"/>
         <w:ind w:firstLineChars="0"/>
         <w:rPr>
-          <w:rFonts w:cs="Times New Roman" w:hint="eastAsia"/>
+          <w:rFonts w:cs="Times New Roman"/>
           <w:color w:val="000000"/>
           <w:spacing w:val="8"/>
           <w:kern w:val="0"/>
@@ -1042,18 +1048,17 @@
           <w:lang w:val="de-DE"/>
         </w:rPr>
       </w:pPr>
-      <w:bookmarkStart w:id="18" w:name="OLE_LINK139"/>
-      <w:bookmarkStart w:id="19" w:name="OLE_LINK14"/>
-      <w:bookmarkStart w:id="20" w:name="OLE_LINK15"/>
-      <w:r>
-        <w:rPr>
-          <w:rFonts w:cs="Times New Roman"/>
-          <w:color w:val="000000"/>
-          <w:spacing w:val="8"/>
-          <w:kern w:val="0"/>
-          <w:szCs w:val="24"/>
-          <w:highlight w:val="yellow"/>
-          <w:lang w:val="de-DE"/>
+      <w:bookmarkStart w:id="18" w:name="OLE_LINK14"/>
+      <w:bookmarkStart w:id="19" w:name="OLE_LINK15"/>
+      <w:bookmarkStart w:id="20" w:name="OLE_LINK139"/>
+      <w:r>
+        <w:rPr>
+          <w:rFonts w:cs="Times New Roman"/>
+          <w:color w:val="000000"/>
+          <w:spacing w:val="8"/>
+          <w:kern w:val="0"/>
+          <w:szCs w:val="24"/>
+          <w:highlight w:val="yellow"/>
         </w:rPr>
         <w:t xml:space="preserve">Cheng X, </w:t>
       </w:r>
@@ -1066,7 +1071,6 @@
           <w:kern w:val="0"/>
           <w:szCs w:val="24"/>
           <w:highlight w:val="yellow"/>
-          <w:lang w:val="de-DE"/>
         </w:rPr>
         <w:t>Xu S</w:t>
       </w:r>
@@ -1078,7 +1082,6 @@
           <w:kern w:val="0"/>
           <w:szCs w:val="24"/>
           <w:highlight w:val="yellow"/>
-          <w:lang w:val="de-DE"/>
         </w:rPr>
         <w:t>, Jin T, Shen Z, Zhang Y</w:t>
       </w:r>
@@ -1101,26 +1104,24 @@
           <w:kern w:val="0"/>
           <w:szCs w:val="24"/>
           <w:highlight w:val="yellow"/>
-          <w:lang w:val="de-DE"/>
         </w:rPr>
         <w:t xml:space="preserve">. </w:t>
       </w:r>
       <w:bookmarkStart w:id="21" w:name="OLE_LINK13"/>
+      <w:bookmarkEnd w:id="18"/>
       <w:bookmarkEnd w:id="19"/>
+      <w:r>
+        <w:rPr>
+          <w:rFonts w:cs="Times New Roman"/>
+          <w:color w:val="000000"/>
+          <w:spacing w:val="8"/>
+          <w:kern w:val="0"/>
+          <w:szCs w:val="24"/>
+          <w:highlight w:val="yellow"/>
+        </w:rPr>
+        <w:t>Bifurcation and mode transition of buckled ribbons under oblique compressions</w:t>
+      </w:r>
       <w:bookmarkEnd w:id="20"/>
-      <w:r>
-        <w:rPr>
-          <w:rFonts w:cs="Times New Roman"/>
-          <w:color w:val="000000"/>
-          <w:spacing w:val="8"/>
-          <w:kern w:val="0"/>
-          <w:szCs w:val="24"/>
-          <w:highlight w:val="yellow"/>
-          <w:lang w:val="de-DE"/>
-        </w:rPr>
-        <w:t>Bifurcation and mode transition of buckled ribbons under oblique compressions</w:t>
-      </w:r>
-      <w:bookmarkEnd w:id="18"/>
       <w:bookmarkEnd w:id="21"/>
       <w:r>
         <w:rPr>
@@ -1130,7 +1131,6 @@
           <w:kern w:val="0"/>
           <w:szCs w:val="24"/>
           <w:highlight w:val="yellow"/>
-          <w:lang w:val="de-DE"/>
         </w:rPr>
         <w:t xml:space="preserve">[J]. </w:t>
       </w:r>
@@ -1297,7 +1297,6 @@
           <w:kern w:val="0"/>
           <w:szCs w:val="24"/>
           <w:highlight w:val="yellow"/>
-          <w:lang w:val="de-DE"/>
         </w:rPr>
         <w:t xml:space="preserve">Pang W†, Liu L†, </w:t>
       </w:r>
@@ -1310,7 +1309,6 @@
           <w:kern w:val="0"/>
           <w:szCs w:val="24"/>
           <w:highlight w:val="yellow"/>
-          <w:lang w:val="de-DE"/>
         </w:rPr>
         <w:t>Xu S</w:t>
       </w:r>
@@ -1322,7 +1320,6 @@
           <w:kern w:val="0"/>
           <w:szCs w:val="24"/>
           <w:highlight w:val="yellow"/>
-          <w:lang w:val="de-DE"/>
         </w:rPr>
         <w:t>, Shuai Y, Zhao J,</w:t>
       </w:r>
@@ -1336,7 +1333,6 @@
           <w:kern w:val="0"/>
           <w:szCs w:val="24"/>
           <w:highlight w:val="yellow"/>
-          <w:lang w:val="de-DE"/>
         </w:rPr>
         <w:t xml:space="preserve"> Zhang Y</w:t>
       </w:r>
@@ -1359,7 +1355,6 @@
           <w:kern w:val="0"/>
           <w:szCs w:val="24"/>
           <w:highlight w:val="yellow"/>
-          <w:lang w:val="de-DE"/>
         </w:rPr>
         <w:t xml:space="preserve">. Electroadhesion-Mediated Interface </w:t>
       </w:r>
@@ -1373,7 +1368,6 @@
           <w:kern w:val="0"/>
           <w:szCs w:val="24"/>
           <w:highlight w:val="yellow"/>
-          <w:lang w:val="de-DE"/>
         </w:rPr>
         <w:t>Delamination for Assembly of Reconfigurable 3D Mesostructures</w:t>
       </w:r>
@@ -1387,7 +1381,6 @@
           <w:kern w:val="0"/>
           <w:szCs w:val="24"/>
           <w:highlight w:val="yellow"/>
-          <w:lang w:val="de-DE"/>
         </w:rPr>
         <w:t xml:space="preserve">[J]. </w:t>
       </w:r>
@@ -1581,18 +1574,17 @@
           <w:lang w:val="de-DE"/>
         </w:rPr>
       </w:pPr>
-      <w:bookmarkStart w:id="31" w:name="OLE_LINK200"/>
-      <w:bookmarkStart w:id="32" w:name="OLE_LINK26"/>
-      <w:bookmarkStart w:id="33" w:name="OLE_LINK27"/>
-      <w:r>
-        <w:rPr>
-          <w:rFonts w:cs="Times New Roman"/>
-          <w:color w:val="000000"/>
-          <w:spacing w:val="8"/>
-          <w:kern w:val="0"/>
-          <w:szCs w:val="24"/>
-          <w:highlight w:val="yellow"/>
-          <w:lang w:val="de-DE"/>
+      <w:bookmarkStart w:id="31" w:name="OLE_LINK26"/>
+      <w:bookmarkStart w:id="32" w:name="OLE_LINK27"/>
+      <w:bookmarkStart w:id="33" w:name="OLE_LINK200"/>
+      <w:r>
+        <w:rPr>
+          <w:rFonts w:cs="Times New Roman"/>
+          <w:color w:val="000000"/>
+          <w:spacing w:val="8"/>
+          <w:kern w:val="0"/>
+          <w:szCs w:val="24"/>
+          <w:highlight w:val="yellow"/>
         </w:rPr>
         <w:t xml:space="preserve">Jin T, Cheng X, </w:t>
       </w:r>
@@ -1605,7 +1597,6 @@
           <w:kern w:val="0"/>
           <w:szCs w:val="24"/>
           <w:highlight w:val="yellow"/>
-          <w:lang w:val="de-DE"/>
         </w:rPr>
         <w:t>Xu S</w:t>
       </w:r>
@@ -1617,7 +1608,6 @@
           <w:kern w:val="0"/>
           <w:szCs w:val="24"/>
           <w:highlight w:val="yellow"/>
-          <w:lang w:val="de-DE"/>
         </w:rPr>
         <w:t>, Lai Y, Zhang Y</w:t>
       </w:r>
@@ -1632,17 +1622,16 @@
         </w:rPr>
         <w:t>*</w:t>
       </w:r>
+      <w:bookmarkEnd w:id="31"/>
       <w:bookmarkEnd w:id="32"/>
-      <w:bookmarkEnd w:id="33"/>
-      <w:r>
-        <w:rPr>
-          <w:rFonts w:cs="Times New Roman"/>
-          <w:color w:val="000000"/>
-          <w:spacing w:val="8"/>
-          <w:kern w:val="0"/>
-          <w:szCs w:val="24"/>
-          <w:highlight w:val="yellow"/>
-          <w:lang w:val="de-DE"/>
+      <w:r>
+        <w:rPr>
+          <w:rFonts w:cs="Times New Roman"/>
+          <w:color w:val="000000"/>
+          <w:spacing w:val="8"/>
+          <w:kern w:val="0"/>
+          <w:szCs w:val="24"/>
+          <w:highlight w:val="yellow"/>
         </w:rPr>
         <w:t xml:space="preserve">. </w:t>
       </w:r>
@@ -1655,7 +1644,6 @@
           <w:kern w:val="0"/>
           <w:szCs w:val="24"/>
           <w:highlight w:val="yellow"/>
-          <w:lang w:val="de-DE"/>
         </w:rPr>
         <w:t>Deep learning aided inverse design of the buckling-guided assembly for 3D frame structures</w:t>
       </w:r>
@@ -1668,7 +1656,6 @@
           <w:kern w:val="0"/>
           <w:szCs w:val="24"/>
           <w:highlight w:val="yellow"/>
-          <w:lang w:val="de-DE"/>
         </w:rPr>
         <w:t xml:space="preserve">[J]. </w:t>
       </w:r>
@@ -1685,21 +1672,7 @@
           <w:highlight w:val="yellow"/>
           <w:lang w:val="de-DE"/>
         </w:rPr>
-        <w:t>Journal of the Mechanics and Physics of So</w:t>
-      </w:r>
-      <w:bookmarkStart w:id="38" w:name="_GoBack"/>
-      <w:bookmarkEnd w:id="38"/>
-      <w:r>
-        <w:rPr>
-          <w:rFonts w:cs="Times New Roman"/>
-          <w:color w:val="000000"/>
-          <w:spacing w:val="8"/>
-          <w:kern w:val="0"/>
-          <w:szCs w:val="24"/>
-          <w:highlight w:val="yellow"/>
-          <w:lang w:val="de-DE"/>
-        </w:rPr>
-        <w:t>lids</w:t>
+        <w:t>Journal of the Mechanics and Physics of Solids</w:t>
       </w:r>
       <w:bookmarkEnd w:id="35"/>
       <w:r>
@@ -1842,7 +1815,7 @@
         </w:numPr>
         <w:spacing w:before="120" w:line="320" w:lineRule="exact"/>
         <w:rPr>
-          <w:rFonts w:ascii="Times New Roman" w:hAnsi="Times New Roman" w:cs="Times New Roman" w:hint="eastAsia"/>
+          <w:rFonts w:ascii="Times New Roman" w:hAnsi="Times New Roman" w:cs="Times New Roman"/>
           <w:color w:val="000000"/>
           <w:spacing w:val="8"/>
           <w:kern w:val="0"/>
@@ -1901,6 +1874,7 @@
           <w:sz w:val="24"/>
           <w:szCs w:val="24"/>
           <w:highlight w:val="yellow"/>
+          <w:lang w:val="de-DE"/>
         </w:rPr>
         <w:t>*</w:t>
       </w:r>
@@ -1917,165 +1891,176 @@
         </w:rPr>
         <w:t xml:space="preserve">. </w:t>
       </w:r>
-      <w:bookmarkStart w:id="39" w:name="OLE_LINK28"/>
-      <w:bookmarkStart w:id="40" w:name="OLE_LINK29"/>
-      <w:r>
-        <w:rPr>
-          <w:rFonts w:ascii="Times New Roman" w:hAnsi="Times New Roman" w:cs="Times New Roman"/>
-          <w:color w:val="000000"/>
-          <w:spacing w:val="8"/>
-          <w:kern w:val="0"/>
-          <w:sz w:val="24"/>
-          <w:szCs w:val="24"/>
-          <w:highlight w:val="yellow"/>
-          <w:lang w:val="de-DE"/>
+      <w:bookmarkStart w:id="38" w:name="OLE_LINK28"/>
+      <w:bookmarkStart w:id="39" w:name="OLE_LINK29"/>
+      <w:r>
+        <w:rPr>
+          <w:rFonts w:ascii="Times New Roman" w:hAnsi="Times New Roman" w:cs="Times New Roman"/>
+          <w:color w:val="000000"/>
+          <w:spacing w:val="8"/>
+          <w:kern w:val="0"/>
+          <w:sz w:val="24"/>
+          <w:szCs w:val="24"/>
+          <w:highlight w:val="yellow"/>
         </w:rPr>
         <w:t>Assembly of complex 3D structures and electronics on curved surfaces</w:t>
       </w:r>
+      <w:bookmarkEnd w:id="38"/>
       <w:bookmarkEnd w:id="39"/>
+      <w:r>
+        <w:rPr>
+          <w:rFonts w:ascii="Times New Roman" w:hAnsi="Times New Roman" w:cs="Times New Roman"/>
+          <w:color w:val="000000"/>
+          <w:spacing w:val="8"/>
+          <w:kern w:val="0"/>
+          <w:sz w:val="24"/>
+          <w:szCs w:val="24"/>
+          <w:highlight w:val="yellow"/>
+        </w:rPr>
+        <w:t xml:space="preserve">[J]. </w:t>
+      </w:r>
+      <w:r>
+        <w:rPr>
+          <w:rFonts w:ascii="Times New Roman" w:hAnsi="Times New Roman" w:cs="Times New Roman"/>
+          <w:color w:val="000000"/>
+          <w:spacing w:val="8"/>
+          <w:kern w:val="0"/>
+          <w:sz w:val="24"/>
+          <w:szCs w:val="24"/>
+          <w:highlight w:val="yellow"/>
+          <w:lang w:val="de-DE"/>
+        </w:rPr>
+        <w:t>Science Advances, 2022, 8(32): eabm6922. (SCI</w:t>
+      </w:r>
+      <w:r>
+        <w:rPr>
+          <w:rFonts w:ascii="Times New Roman" w:hAnsi="Times New Roman" w:cs="Times New Roman"/>
+          <w:color w:val="000000"/>
+          <w:spacing w:val="8"/>
+          <w:kern w:val="0"/>
+          <w:sz w:val="24"/>
+          <w:szCs w:val="24"/>
+          <w:highlight w:val="yellow"/>
+        </w:rPr>
+        <w:t>收录</w:t>
+      </w:r>
+      <w:r>
+        <w:rPr>
+          <w:rFonts w:ascii="Times New Roman" w:hAnsi="Times New Roman" w:cs="Times New Roman"/>
+          <w:color w:val="000000"/>
+          <w:spacing w:val="8"/>
+          <w:kern w:val="0"/>
+          <w:sz w:val="24"/>
+          <w:szCs w:val="24"/>
+          <w:highlight w:val="yellow"/>
+          <w:lang w:val="de-DE"/>
+        </w:rPr>
+        <w:t>，</w:t>
+      </w:r>
+      <w:r>
+        <w:rPr>
+          <w:rFonts w:ascii="Times New Roman" w:hAnsi="Times New Roman" w:cs="Times New Roman"/>
+          <w:color w:val="000000"/>
+          <w:spacing w:val="8"/>
+          <w:kern w:val="0"/>
+          <w:sz w:val="24"/>
+          <w:szCs w:val="24"/>
+          <w:highlight w:val="yellow"/>
+        </w:rPr>
+        <w:t>检索号</w:t>
+      </w:r>
+      <w:r>
+        <w:rPr>
+          <w:rFonts w:ascii="Times New Roman" w:hAnsi="Times New Roman" w:cs="Times New Roman"/>
+          <w:color w:val="000000"/>
+          <w:spacing w:val="8"/>
+          <w:kern w:val="0"/>
+          <w:sz w:val="24"/>
+          <w:szCs w:val="24"/>
+          <w:highlight w:val="yellow"/>
+          <w:lang w:val="de-DE"/>
+        </w:rPr>
+        <w:t>：</w:t>
+      </w:r>
+      <w:r>
+        <w:rPr>
+          <w:rFonts w:ascii="Times New Roman" w:hAnsi="Times New Roman" w:cs="Times New Roman"/>
+          <w:color w:val="000000"/>
+          <w:spacing w:val="8"/>
+          <w:kern w:val="0"/>
+          <w:sz w:val="24"/>
+          <w:szCs w:val="24"/>
+          <w:highlight w:val="yellow"/>
+          <w:lang w:val="de-DE"/>
+        </w:rPr>
+        <w:t>000841491100007</w:t>
+      </w:r>
+      <w:r>
+        <w:rPr>
+          <w:rFonts w:ascii="Times New Roman" w:hAnsi="Times New Roman" w:cs="Times New Roman"/>
+          <w:color w:val="000000"/>
+          <w:spacing w:val="8"/>
+          <w:kern w:val="0"/>
+          <w:sz w:val="24"/>
+          <w:szCs w:val="24"/>
+          <w:highlight w:val="yellow"/>
+          <w:lang w:val="de-DE"/>
+        </w:rPr>
+        <w:t>，</w:t>
+      </w:r>
+      <w:bookmarkStart w:id="40" w:name="OLE_LINK142"/>
+      <w:r>
+        <w:rPr>
+          <w:rFonts w:ascii="Times New Roman" w:hAnsi="Times New Roman" w:cs="Times New Roman"/>
+          <w:color w:val="000000"/>
+          <w:spacing w:val="8"/>
+          <w:kern w:val="0"/>
+          <w:sz w:val="24"/>
+          <w:szCs w:val="24"/>
+          <w:highlight w:val="yellow"/>
+        </w:rPr>
+        <w:t>影响因子</w:t>
+      </w:r>
+      <w:r>
+        <w:rPr>
+          <w:rFonts w:ascii="Times New Roman" w:hAnsi="Times New Roman" w:cs="Times New Roman"/>
+          <w:color w:val="000000"/>
+          <w:spacing w:val="8"/>
+          <w:kern w:val="0"/>
+          <w:sz w:val="24"/>
+          <w:szCs w:val="24"/>
+          <w:highlight w:val="yellow"/>
+          <w:lang w:val="de-DE"/>
+        </w:rPr>
+        <w:t>：</w:t>
+      </w:r>
+      <w:r>
+        <w:rPr>
+          <w:rFonts w:ascii="Times New Roman" w:hAnsi="Times New Roman" w:cs="Times New Roman"/>
+          <w:color w:val="000000"/>
+          <w:spacing w:val="8"/>
+          <w:kern w:val="0"/>
+          <w:sz w:val="24"/>
+          <w:szCs w:val="24"/>
+          <w:highlight w:val="yellow"/>
+          <w:lang w:val="de-DE"/>
+        </w:rPr>
+        <w:t>11.7</w:t>
+      </w:r>
+      <w:r>
+        <w:rPr>
+          <w:rFonts w:ascii="Times New Roman" w:hAnsi="Times New Roman" w:cs="Times New Roman"/>
+          <w:color w:val="000000"/>
+          <w:spacing w:val="8"/>
+          <w:kern w:val="0"/>
+          <w:sz w:val="24"/>
+          <w:szCs w:val="24"/>
+          <w:highlight w:val="yellow"/>
+          <w:lang w:val="de-DE"/>
+        </w:rPr>
+        <w:t>，封面文章</w:t>
+      </w:r>
       <w:bookmarkEnd w:id="40"/>
-      <w:r>
-        <w:rPr>
-          <w:rFonts w:ascii="Times New Roman" w:hAnsi="Times New Roman" w:cs="Times New Roman"/>
-          <w:color w:val="000000"/>
-          <w:spacing w:val="8"/>
-          <w:kern w:val="0"/>
-          <w:sz w:val="24"/>
-          <w:szCs w:val="24"/>
-          <w:highlight w:val="yellow"/>
-          <w:lang w:val="de-DE"/>
-        </w:rPr>
-        <w:t>[J]. Science Advances, 2022, 8(32): eabm6922. (SCI</w:t>
-      </w:r>
-      <w:r>
-        <w:rPr>
-          <w:rFonts w:ascii="Times New Roman" w:hAnsi="Times New Roman" w:cs="Times New Roman"/>
-          <w:color w:val="000000"/>
-          <w:spacing w:val="8"/>
-          <w:kern w:val="0"/>
-          <w:sz w:val="24"/>
-          <w:szCs w:val="24"/>
-          <w:highlight w:val="yellow"/>
-        </w:rPr>
-        <w:t>收录</w:t>
-      </w:r>
-      <w:r>
-        <w:rPr>
-          <w:rFonts w:ascii="Times New Roman" w:hAnsi="Times New Roman" w:cs="Times New Roman"/>
-          <w:color w:val="000000"/>
-          <w:spacing w:val="8"/>
-          <w:kern w:val="0"/>
-          <w:sz w:val="24"/>
-          <w:szCs w:val="24"/>
-          <w:highlight w:val="yellow"/>
-          <w:lang w:val="de-DE"/>
-        </w:rPr>
-        <w:t>，</w:t>
-      </w:r>
-      <w:r>
-        <w:rPr>
-          <w:rFonts w:ascii="Times New Roman" w:hAnsi="Times New Roman" w:cs="Times New Roman"/>
-          <w:color w:val="000000"/>
-          <w:spacing w:val="8"/>
-          <w:kern w:val="0"/>
-          <w:sz w:val="24"/>
-          <w:szCs w:val="24"/>
-          <w:highlight w:val="yellow"/>
-        </w:rPr>
-        <w:t>检索号</w:t>
-      </w:r>
-      <w:r>
-        <w:rPr>
-          <w:rFonts w:ascii="Times New Roman" w:hAnsi="Times New Roman" w:cs="Times New Roman"/>
-          <w:color w:val="000000"/>
-          <w:spacing w:val="8"/>
-          <w:kern w:val="0"/>
-          <w:sz w:val="24"/>
-          <w:szCs w:val="24"/>
-          <w:highlight w:val="yellow"/>
-          <w:lang w:val="de-DE"/>
-        </w:rPr>
-        <w:t>：</w:t>
-      </w:r>
-      <w:r>
-        <w:rPr>
-          <w:rFonts w:ascii="Times New Roman" w:hAnsi="Times New Roman" w:cs="Times New Roman"/>
-          <w:color w:val="000000"/>
-          <w:spacing w:val="8"/>
-          <w:kern w:val="0"/>
-          <w:sz w:val="24"/>
-          <w:szCs w:val="24"/>
-          <w:highlight w:val="yellow"/>
-          <w:lang w:val="de-DE"/>
-        </w:rPr>
-        <w:t>000841491100007</w:t>
-      </w:r>
-      <w:r>
-        <w:rPr>
-          <w:rFonts w:ascii="Times New Roman" w:hAnsi="Times New Roman" w:cs="Times New Roman"/>
-          <w:color w:val="000000"/>
-          <w:spacing w:val="8"/>
-          <w:kern w:val="0"/>
-          <w:sz w:val="24"/>
-          <w:szCs w:val="24"/>
-          <w:highlight w:val="yellow"/>
-          <w:lang w:val="de-DE"/>
-        </w:rPr>
-        <w:t>，</w:t>
-      </w:r>
-      <w:bookmarkStart w:id="41" w:name="OLE_LINK142"/>
-      <w:r>
-        <w:rPr>
-          <w:rFonts w:ascii="Times New Roman" w:hAnsi="Times New Roman" w:cs="Times New Roman"/>
-          <w:color w:val="000000"/>
-          <w:spacing w:val="8"/>
-          <w:kern w:val="0"/>
-          <w:sz w:val="24"/>
-          <w:szCs w:val="24"/>
-          <w:highlight w:val="yellow"/>
-        </w:rPr>
-        <w:t>影响因子</w:t>
-      </w:r>
-      <w:r>
-        <w:rPr>
-          <w:rFonts w:ascii="Times New Roman" w:hAnsi="Times New Roman" w:cs="Times New Roman"/>
-          <w:color w:val="000000"/>
-          <w:spacing w:val="8"/>
-          <w:kern w:val="0"/>
-          <w:sz w:val="24"/>
-          <w:szCs w:val="24"/>
-          <w:highlight w:val="yellow"/>
-          <w:lang w:val="de-DE"/>
-        </w:rPr>
-        <w:t>：</w:t>
-      </w:r>
-      <w:r>
-        <w:rPr>
-          <w:rFonts w:ascii="Times New Roman" w:hAnsi="Times New Roman" w:cs="Times New Roman"/>
-          <w:color w:val="000000"/>
-          <w:spacing w:val="8"/>
-          <w:kern w:val="0"/>
-          <w:sz w:val="24"/>
-          <w:szCs w:val="24"/>
-          <w:highlight w:val="yellow"/>
-          <w:lang w:val="de-DE"/>
-        </w:rPr>
-        <w:t>11.7</w:t>
-      </w:r>
-      <w:r>
-        <w:rPr>
-          <w:rFonts w:ascii="Times New Roman" w:hAnsi="Times New Roman" w:cs="Times New Roman"/>
-          <w:color w:val="000000"/>
-          <w:spacing w:val="8"/>
-          <w:kern w:val="0"/>
-          <w:sz w:val="24"/>
-          <w:szCs w:val="24"/>
-          <w:highlight w:val="yellow"/>
-          <w:lang w:val="de-DE"/>
-        </w:rPr>
-        <w:t>，封面文章</w:t>
-      </w:r>
-      <w:bookmarkEnd w:id="41"/>
       <w:r>
         <w:rPr>
           <w:rFonts w:ascii="Times New Roman" w:hAnsi="Times New Roman" w:cs="Times New Roman"/>
@@ -2110,9 +2095,9 @@
           <w:lang w:val="de-DE"/>
         </w:rPr>
       </w:pPr>
-      <w:bookmarkStart w:id="42" w:name="OLE_LINK30"/>
-      <w:bookmarkStart w:id="43" w:name="OLE_LINK31"/>
-      <w:bookmarkEnd w:id="31"/>
+      <w:bookmarkStart w:id="41" w:name="OLE_LINK30"/>
+      <w:bookmarkStart w:id="42" w:name="OLE_LINK31"/>
+      <w:bookmarkEnd w:id="33"/>
       <w:r>
         <w:rPr>
           <w:rFonts w:ascii="Times New Roman" w:hAnsi="Times New Roman" w:cs="Times New Roman"/>
@@ -2150,34 +2135,62 @@
         </w:rPr>
         <w:t>, Pang W, Hu X, Zhang F, Jin T, Shuai Y, Lan Y, Cheng D, Man W, Bo R, Xue Z,</w:t>
       </w:r>
+      <w:bookmarkEnd w:id="41"/>
       <w:bookmarkEnd w:id="42"/>
+      <w:r>
+        <w:rPr>
+          <w:rFonts w:ascii="Times New Roman" w:hAnsi="Times New Roman" w:cs="Times New Roman"/>
+          <w:color w:val="000000"/>
+          <w:spacing w:val="8"/>
+          <w:kern w:val="0"/>
+          <w:sz w:val="24"/>
+          <w:szCs w:val="24"/>
+          <w:lang w:val="de-DE"/>
+        </w:rPr>
+        <w:t xml:space="preserve"> Zhang Y</w:t>
+      </w:r>
+      <w:bookmarkStart w:id="43" w:name="OLE_LINK271"/>
+      <w:bookmarkStart w:id="44" w:name="OLE_LINK272"/>
+      <w:r>
+        <w:rPr>
+          <w:rFonts w:ascii="Times New Roman" w:hAnsi="Times New Roman" w:cs="Times New Roman"/>
+          <w:color w:val="000000"/>
+          <w:spacing w:val="8"/>
+          <w:kern w:val="0"/>
+          <w:sz w:val="24"/>
+          <w:szCs w:val="24"/>
+          <w:lang w:val="de-DE"/>
+        </w:rPr>
+        <w:t>*</w:t>
+      </w:r>
       <w:bookmarkEnd w:id="43"/>
-      <w:r>
-        <w:rPr>
-          <w:rFonts w:ascii="Times New Roman" w:hAnsi="Times New Roman" w:cs="Times New Roman"/>
-          <w:color w:val="000000"/>
-          <w:spacing w:val="8"/>
-          <w:kern w:val="0"/>
-          <w:sz w:val="24"/>
-          <w:szCs w:val="24"/>
-          <w:lang w:val="de-DE"/>
-        </w:rPr>
-        <w:t xml:space="preserve"> Zhang Y</w:t>
-      </w:r>
-      <w:bookmarkStart w:id="44" w:name="OLE_LINK271"/>
-      <w:bookmarkStart w:id="45" w:name="OLE_LINK272"/>
-      <w:r>
-        <w:rPr>
-          <w:rFonts w:ascii="Times New Roman" w:hAnsi="Times New Roman" w:cs="Times New Roman"/>
-          <w:color w:val="000000"/>
-          <w:spacing w:val="8"/>
-          <w:kern w:val="0"/>
-          <w:sz w:val="24"/>
-          <w:szCs w:val="24"/>
-        </w:rPr>
-        <w:t>*</w:t>
-      </w:r>
       <w:bookmarkEnd w:id="44"/>
+      <w:r>
+        <w:rPr>
+          <w:rFonts w:ascii="Times New Roman" w:hAnsi="Times New Roman" w:cs="Times New Roman"/>
+          <w:color w:val="000000"/>
+          <w:spacing w:val="8"/>
+          <w:kern w:val="0"/>
+          <w:sz w:val="24"/>
+          <w:szCs w:val="24"/>
+          <w:lang w:val="de-DE"/>
+        </w:rPr>
+        <w:t xml:space="preserve">. </w:t>
+      </w:r>
+      <w:bookmarkStart w:id="45" w:name="OLE_LINK99"/>
+      <w:bookmarkStart w:id="46" w:name="OLE_LINK143"/>
+      <w:bookmarkStart w:id="47" w:name="OLE_LINK144"/>
+      <w:r>
+        <w:rPr>
+          <w:rFonts w:ascii="Times New Roman" w:hAnsi="Times New Roman" w:cs="Times New Roman"/>
+          <w:color w:val="000000"/>
+          <w:spacing w:val="8"/>
+          <w:kern w:val="0"/>
+          <w:sz w:val="24"/>
+          <w:szCs w:val="24"/>
+        </w:rPr>
+        <w:t>Morphable three-dimensional electronic mesofliers capable of on-demand unfoldin</w:t>
+      </w:r>
       <w:bookmarkEnd w:id="45"/>
       <w:r>
         <w:rPr>
@@ -2187,51 +2200,33 @@
           <w:kern w:val="0"/>
           <w:sz w:val="24"/>
           <w:szCs w:val="24"/>
-          <w:lang w:val="de-DE"/>
-        </w:rPr>
-        <w:t xml:space="preserve">. </w:t>
-      </w:r>
-      <w:bookmarkStart w:id="46" w:name="OLE_LINK99"/>
-      <w:bookmarkStart w:id="47" w:name="OLE_LINK143"/>
-      <w:bookmarkStart w:id="48" w:name="OLE_LINK144"/>
-      <w:r>
-        <w:rPr>
-          <w:rFonts w:ascii="Times New Roman" w:hAnsi="Times New Roman" w:cs="Times New Roman"/>
-          <w:color w:val="000000"/>
-          <w:spacing w:val="8"/>
-          <w:kern w:val="0"/>
-          <w:sz w:val="24"/>
-          <w:szCs w:val="24"/>
-          <w:lang w:val="de-DE"/>
-        </w:rPr>
-        <w:t>Morphable three-dimensional electronic mesofliers capable of on-demand unfoldin</w:t>
+        </w:rPr>
+        <w:t>g</w:t>
       </w:r>
       <w:bookmarkEnd w:id="46"/>
-      <w:r>
-        <w:rPr>
-          <w:rFonts w:ascii="Times New Roman" w:hAnsi="Times New Roman" w:cs="Times New Roman"/>
-          <w:color w:val="000000"/>
-          <w:spacing w:val="8"/>
-          <w:kern w:val="0"/>
-          <w:sz w:val="24"/>
-          <w:szCs w:val="24"/>
-          <w:lang w:val="de-DE"/>
-        </w:rPr>
-        <w:t>g</w:t>
-      </w:r>
       <w:bookmarkEnd w:id="47"/>
-      <w:bookmarkEnd w:id="48"/>
-      <w:r>
-        <w:rPr>
-          <w:rFonts w:ascii="Times New Roman" w:hAnsi="Times New Roman" w:cs="Times New Roman"/>
-          <w:color w:val="000000"/>
-          <w:spacing w:val="8"/>
-          <w:kern w:val="0"/>
-          <w:sz w:val="24"/>
-          <w:szCs w:val="24"/>
-          <w:lang w:val="de-DE"/>
-        </w:rPr>
-        <w:t>[J]. Science China Materials, 2022, 65(8): 2309-2318. (SCI</w:t>
+      <w:r>
+        <w:rPr>
+          <w:rFonts w:ascii="Times New Roman" w:hAnsi="Times New Roman" w:cs="Times New Roman"/>
+          <w:color w:val="000000"/>
+          <w:spacing w:val="8"/>
+          <w:kern w:val="0"/>
+          <w:sz w:val="24"/>
+          <w:szCs w:val="24"/>
+        </w:rPr>
+        <w:t xml:space="preserve">[J]. </w:t>
+      </w:r>
+      <w:r>
+        <w:rPr>
+          <w:rFonts w:ascii="Times New Roman" w:hAnsi="Times New Roman" w:cs="Times New Roman"/>
+          <w:color w:val="000000"/>
+          <w:spacing w:val="8"/>
+          <w:kern w:val="0"/>
+          <w:sz w:val="24"/>
+          <w:szCs w:val="24"/>
+          <w:lang w:val="de-DE"/>
+        </w:rPr>
+        <w:t>Science China Materials, 2022, 65(8): 2309-2318. (SCI</w:t>
       </w:r>
       <w:r>
         <w:rPr>
@@ -2383,9 +2378,14 @@
 </file>
 
 <file path=word/endnotes.xml><?xml version="1.0" encoding="utf-8"?>
-<w:endnotes xmlns:wpc="http://schemas.microsoft.com/office/word/2010/wordprocessingCanvas" xmlns:cx="http://schemas.microsoft.com/office/drawing/2014/chartex" xmlns:cx1="http://schemas.microsoft.com/office/drawing/2015/9/8/chartex" xmlns:cx2="http://schemas.microsoft.com/office/drawing/2015/10/21/chartex" xmlns:cx3="http://schemas.microsoft.com/office/drawing/2016/5/9/chartex" xmlns:cx4="http://schemas.microsoft.com/office/drawing/2016/5/10/chartex" xmlns:cx5="http://schemas.microsoft.com/office/drawing/2016/5/11/chartex" xmlns:cx6="http://schemas.microsoft.com/office/drawing/2016/5/12/chartex" xmlns:cx7="http://schemas.microsoft.com/office/drawing/2016/5/13/chartex" xmlns:cx8="http://schemas.microsoft.com/office/drawing/2016/5/14/chartex" xmlns:mc="http://schemas.openxmlformats.org/markup-compatibility/2006" xmlns:aink="http://schemas.microsoft.com/office/drawing/2016/ink" xmlns:am3d="http://schemas.microsoft.com/office/drawing/2017/model3d" xmlns:o="urn:schemas-microsoft-com:office:office" xmlns:r="http://schemas.openxmlformats.org/officeDocument/2006/relationships" xmlns:m="http://schemas.openxmlformats.org/officeDocument/2006/math" xmlns:v="urn:schemas-microsoft-com:vml" xmlns:wp14="http://schemas.microsoft.com/office/word/2010/wordprocessingDrawing" xmlns:wp="http://schemas.openxmlformats.org/drawingml/2006/wordprocessingDrawing" xmlns:w10="urn:schemas-microsoft-com:office:word" xmlns:w="http://schemas.openxmlformats.org/wordprocessingml/2006/main" xmlns:w14="http://schemas.microsoft.com/office/word/2010/wordml" xmlns:w15="http://schemas.microsoft.com/office/word/2012/wordml" xmlns:w16cid="http://schemas.microsoft.com/office/word/2016/wordml/cid" xmlns:w16se="http://schemas.microsoft.com/office/word/2015/wordml/symex" xmlns:wpg="http://schemas.microsoft.com/office/word/2010/wordprocessingGroup" xmlns:wpi="http://schemas.microsoft.com/office/word/2010/wordprocessingInk" xmlns:wne="http://schemas.microsoft.com/office/word/2006/wordml" xmlns:wps="http://schemas.microsoft.com/office/word/2010/wordprocessingShape" mc:Ignorable="w14 w15 w16se w16cid wp14">
+<w:endnotes xmlns:wpc="http://schemas.microsoft.com/office/word/2010/wordprocessingCanvas" xmlns:cx="http://schemas.microsoft.com/office/drawing/2014/chartex" xmlns:cx1="http://schemas.microsoft.com/office/drawing/2015/9/8/chartex" xmlns:cx2="http://schemas.microsoft.com/office/drawing/2015/10/21/chartex" xmlns:cx3="http://schemas.microsoft.com/office/drawing/2016/5/9/chartex" xmlns:cx4="http://schemas.microsoft.com/office/drawing/2016/5/10/chartex" xmlns:cx5="http://schemas.microsoft.com/office/drawing/2016/5/11/chartex" xmlns:cx6="http://schemas.microsoft.com/office/drawing/2016/5/12/chartex" xmlns:cx7="http://schemas.microsoft.com/office/drawing/2016/5/13/chartex" xmlns:cx8="http://schemas.microsoft.com/office/drawing/2016/5/14/chartex" xmlns:mc="http://schemas.openxmlformats.org/markup-compatibility/2006" xmlns:aink="http://schemas.microsoft.com/office/drawing/2016/ink" xmlns:am3d="http://schemas.microsoft.com/office/drawing/2017/model3d" xmlns:o="urn:schemas-microsoft-com:office:office" xmlns:oel="http://schemas.microsoft.com/office/2019/extlst" xmlns:r="http://schemas.openxmlformats.org/officeDocument/2006/relationships" xmlns:m="http://schemas.openxmlformats.org/officeDocument/2006/math" xmlns:v="urn:schemas-microsoft-com:vml" xmlns:wp14="http://schemas.microsoft.com/office/word/2010/wordprocessingDrawing" xmlns:wp="http://schemas.openxmlformats.org/drawingml/2006/wordprocessingDrawing" xmlns:w10="urn:schemas-microsoft-com:office:word" xmlns:w="http://schemas.openxmlformats.org/wordprocessingml/2006/main" xmlns:w14="http://schemas.microsoft.com/office/word/2010/wordml" xmlns:w15="http://schemas.microsoft.com/office/word/2012/wordml" xmlns:w16cex="http://schemas.microsoft.com/office/word/2018/wordml/cex" xmlns:w16cid="http://schemas.microsoft.com/office/word/2016/wordml/cid" xmlns:w16="http://schemas.microsoft.com/office/word/2018/wordml" xmlns:w16du="http://schemas.microsoft.com/office/word/2023/wordml/word16du" xmlns:w16sdtdh="http://schemas.microsoft.com/office/word/2020/wordml/sdtdatahash" xmlns:w16sdtfl="http://schemas.microsoft.com/office/word/2024/wordml/sdtformatlock" xmlns:w16se="http://schemas.microsoft.com/office/word/2015/wordml/symex" xmlns:wpg="http://schemas.microsoft.com/office/word/2010/wordprocessingGroup" xmlns:wpi="http://schemas.microsoft.com/office/word/2010/wordprocessingInk" xmlns:wne="http://schemas.microsoft.com/office/word/2006/wordml" xmlns:wps="http://schemas.microsoft.com/office/word/2010/wordprocessingShape" mc:Ignorable="w14 w15 w16se w16cid w16 w16cex w16sdtdh w16sdtfl w16du wp14">
   <w:endnote w:type="separator" w:id="-1">
     <w:p>
+      <w:pPr>
+        <w:rPr>
+          <w:rFonts w:hint="eastAsia"/>
+        </w:rPr>
+      </w:pPr>
       <w:r>
         <w:separator/>
       </w:r>
@@ -2393,6 +2393,11 @@
   </w:endnote>
   <w:endnote w:type="continuationSeparator" w:id="0">
     <w:p>
+      <w:pPr>
+        <w:rPr>
+          <w:rFonts w:hint="eastAsia"/>
+        </w:rPr>
+      </w:pPr>
       <w:r>
         <w:continuationSeparator/>
       </w:r>
@@ -2402,9 +2407,14 @@
 </file>
 
 <file path=word/footnotes.xml><?xml version="1.0" encoding="utf-8"?>
-<w:footnotes xmlns:wpc="http://schemas.microsoft.com/office/word/2010/wordprocessingCanvas" xmlns:cx="http://schemas.microsoft.com/office/drawing/2014/chartex" xmlns:cx1="http://schemas.microsoft.com/office/drawing/2015/9/8/chartex" xmlns:cx2="http://schemas.microsoft.com/office/drawing/2015/10/21/chartex" xmlns:cx3="http://schemas.microsoft.com/office/drawing/2016/5/9/chartex" xmlns:cx4="http://schemas.microsoft.com/office/drawing/2016/5/10/chartex" xmlns:cx5="http://schemas.microsoft.com/office/drawing/2016/5/11/chartex" xmlns:cx6="http://schemas.microsoft.com/office/drawing/2016/5/12/chartex" xmlns:cx7="http://schemas.microsoft.com/office/drawing/2016/5/13/chartex" xmlns:cx8="http://schemas.microsoft.com/office/drawing/2016/5/14/chartex" xmlns:mc="http://schemas.openxmlformats.org/markup-compatibility/2006" xmlns:aink="http://schemas.microsoft.com/office/drawing/2016/ink" xmlns:am3d="http://schemas.microsoft.com/office/drawing/2017/model3d" xmlns:o="urn:schemas-microsoft-com:office:office" xmlns:r="http://schemas.openxmlformats.org/officeDocument/2006/relationships" xmlns:m="http://schemas.openxmlformats.org/officeDocument/2006/math" xmlns:v="urn:schemas-microsoft-com:vml" xmlns:wp14="http://schemas.microsoft.com/office/word/2010/wordprocessingDrawing" xmlns:wp="http://schemas.openxmlformats.org/drawingml/2006/wordprocessingDrawing" xmlns:w10="urn:schemas-microsoft-com:office:word" xmlns:w="http://schemas.openxmlformats.org/wordprocessingml/2006/main" xmlns:w14="http://schemas.microsoft.com/office/word/2010/wordml" xmlns:w15="http://schemas.microsoft.com/office/word/2012/wordml" xmlns:w16cid="http://schemas.microsoft.com/office/word/2016/wordml/cid" xmlns:w16se="http://schemas.microsoft.com/office/word/2015/wordml/symex" xmlns:wpg="http://schemas.microsoft.com/office/word/2010/wordprocessingGroup" xmlns:wpi="http://schemas.microsoft.com/office/word/2010/wordprocessingInk" xmlns:wne="http://schemas.microsoft.com/office/word/2006/wordml" xmlns:wps="http://schemas.microsoft.com/office/word/2010/wordprocessingShape" mc:Ignorable="w14 w15 w16se w16cid wp14">
+<w:footnotes xmlns:wpc="http://schemas.microsoft.com/office/word/2010/wordprocessingCanvas" xmlns:cx="http://schemas.microsoft.com/office/drawing/2014/chartex" xmlns:cx1="http://schemas.microsoft.com/office/drawing/2015/9/8/chartex" xmlns:cx2="http://schemas.microsoft.com/office/drawing/2015/10/21/chartex" xmlns:cx3="http://schemas.microsoft.com/office/drawing/2016/5/9/chartex" xmlns:cx4="http://schemas.microsoft.com/office/drawing/2016/5/10/chartex" xmlns:cx5="http://schemas.microsoft.com/office/drawing/2016/5/11/chartex" xmlns:cx6="http://schemas.microsoft.com/office/drawing/2016/5/12/chartex" xmlns:cx7="http://schemas.microsoft.com/office/drawing/2016/5/13/chartex" xmlns:cx8="http://schemas.microsoft.com/office/drawing/2016/5/14/chartex" xmlns:mc="http://schemas.openxmlformats.org/markup-compatibility/2006" xmlns:aink="http://schemas.microsoft.com/office/drawing/2016/ink" xmlns:am3d="http://schemas.microsoft.com/office/drawing/2017/model3d" xmlns:o="urn:schemas-microsoft-com:office:office" xmlns:oel="http://schemas.microsoft.com/office/2019/extlst" xmlns:r="http://schemas.openxmlformats.org/officeDocument/2006/relationships" xmlns:m="http://schemas.openxmlformats.org/officeDocument/2006/math" xmlns:v="urn:schemas-microsoft-com:vml" xmlns:wp14="http://schemas.microsoft.com/office/word/2010/wordprocessingDrawing" xmlns:wp="http://schemas.openxmlformats.org/drawingml/2006/wordprocessingDrawing" xmlns:w10="urn:schemas-microsoft-com:office:word" xmlns:w="http://schemas.openxmlformats.org/wordprocessingml/2006/main" xmlns:w14="http://schemas.microsoft.com/office/word/2010/wordml" xmlns:w15="http://schemas.microsoft.com/office/word/2012/wordml" xmlns:w16cex="http://schemas.microsoft.com/office/word/2018/wordml/cex" xmlns:w16cid="http://schemas.microsoft.com/office/word/2016/wordml/cid" xmlns:w16="http://schemas.microsoft.com/office/word/2018/wordml" xmlns:w16du="http://schemas.microsoft.com/office/word/2023/wordml/word16du" xmlns:w16sdtdh="http://schemas.microsoft.com/office/word/2020/wordml/sdtdatahash" xmlns:w16sdtfl="http://schemas.microsoft.com/office/word/2024/wordml/sdtformatlock" xmlns:w16se="http://schemas.microsoft.com/office/word/2015/wordml/symex" xmlns:wpg="http://schemas.microsoft.com/office/word/2010/wordprocessingGroup" xmlns:wpi="http://schemas.microsoft.com/office/word/2010/wordprocessingInk" xmlns:wne="http://schemas.microsoft.com/office/word/2006/wordml" xmlns:wps="http://schemas.microsoft.com/office/word/2010/wordprocessingShape" mc:Ignorable="w14 w15 w16se w16cid w16 w16cex w16sdtdh w16sdtfl w16du wp14">
   <w:footnote w:type="separator" w:id="-1">
     <w:p>
+      <w:pPr>
+        <w:rPr>
+          <w:rFonts w:hint="eastAsia"/>
+        </w:rPr>
+      </w:pPr>
       <w:r>
         <w:separator/>
       </w:r>
@@ -2412,6 +2422,11 @@
   </w:footnote>
   <w:footnote w:type="continuationSeparator" w:id="0">
     <w:p>
+      <w:pPr>
+        <w:rPr>
+          <w:rFonts w:hint="eastAsia"/>
+        </w:rPr>
+      </w:pPr>
       <w:r>
         <w:continuationSeparator/>
       </w:r>
@@ -2421,7 +2436,7 @@
 </file>
 
 <file path=word/numbering.xml><?xml version="1.0" encoding="utf-8"?>
-<w:numbering xmlns:wpc="http://schemas.microsoft.com/office/word/2010/wordprocessingCanvas" xmlns:cx="http://schemas.microsoft.com/office/drawing/2014/chartex" xmlns:cx1="http://schemas.microsoft.com/office/drawing/2015/9/8/chartex" xmlns:cx2="http://schemas.microsoft.com/office/drawing/2015/10/21/chartex" xmlns:cx3="http://schemas.microsoft.com/office/drawing/2016/5/9/chartex" xmlns:cx4="http://schemas.microsoft.com/office/drawing/2016/5/10/chartex" xmlns:cx5="http://schemas.microsoft.com/office/drawing/2016/5/11/chartex" xmlns:cx6="http://schemas.microsoft.com/office/drawing/2016/5/12/chartex" xmlns:cx7="http://schemas.microsoft.com/office/drawing/2016/5/13/chartex" xmlns:cx8="http://schemas.microsoft.com/office/drawing/2016/5/14/chartex" xmlns:mc="http://schemas.openxmlformats.org/markup-compatibility/2006" xmlns:aink="http://schemas.microsoft.com/office/drawing/2016/ink" xmlns:am3d="http://schemas.microsoft.com/office/drawing/2017/model3d" xmlns:o="urn:schemas-microsoft-com:office:office" xmlns:r="http://schemas.openxmlformats.org/officeDocument/2006/relationships" xmlns:m="http://schemas.openxmlformats.org/officeDocument/2006/math" xmlns:v="urn:schemas-microsoft-com:vml" xmlns:wp14="http://schemas.microsoft.com/office/word/2010/wordprocessingDrawing" xmlns:wp="http://schemas.openxmlformats.org/drawingml/2006/wordprocessingDrawing" xmlns:w10="urn:schemas-microsoft-com:office:word" xmlns:w="http://schemas.openxmlformats.org/wordprocessingml/2006/main" xmlns:w14="http://schemas.microsoft.com/office/word/2010/wordml" xmlns:w15="http://schemas.microsoft.com/office/word/2012/wordml" xmlns:w16cid="http://schemas.microsoft.com/office/word/2016/wordml/cid" xmlns:w16se="http://schemas.microsoft.com/office/word/2015/wordml/symex" xmlns:wpg="http://schemas.microsoft.com/office/word/2010/wordprocessingGroup" xmlns:wpi="http://schemas.microsoft.com/office/word/2010/wordprocessingInk" xmlns:wne="http://schemas.microsoft.com/office/word/2006/wordml" xmlns:wps="http://schemas.microsoft.com/office/word/2010/wordprocessingShape" mc:Ignorable="w14 w15 w16se w16cid wp14">
+<w:numbering xmlns:wpc="http://schemas.microsoft.com/office/word/2010/wordprocessingCanvas" xmlns:cx="http://schemas.microsoft.com/office/drawing/2014/chartex" xmlns:cx1="http://schemas.microsoft.com/office/drawing/2015/9/8/chartex" xmlns:cx2="http://schemas.microsoft.com/office/drawing/2015/10/21/chartex" xmlns:cx3="http://schemas.microsoft.com/office/drawing/2016/5/9/chartex" xmlns:cx4="http://schemas.microsoft.com/office/drawing/2016/5/10/chartex" xmlns:cx5="http://schemas.microsoft.com/office/drawing/2016/5/11/chartex" xmlns:cx6="http://schemas.microsoft.com/office/drawing/2016/5/12/chartex" xmlns:cx7="http://schemas.microsoft.com/office/drawing/2016/5/13/chartex" xmlns:cx8="http://schemas.microsoft.com/office/drawing/2016/5/14/chartex" xmlns:mc="http://schemas.openxmlformats.org/markup-compatibility/2006" xmlns:aink="http://schemas.microsoft.com/office/drawing/2016/ink" xmlns:am3d="http://schemas.microsoft.com/office/drawing/2017/model3d" xmlns:o="urn:schemas-microsoft-com:office:office" xmlns:oel="http://schemas.microsoft.com/office/2019/extlst" xmlns:r="http://schemas.openxmlformats.org/officeDocument/2006/relationships" xmlns:m="http://schemas.openxmlformats.org/officeDocument/2006/math" xmlns:v="urn:schemas-microsoft-com:vml" xmlns:wp14="http://schemas.microsoft.com/office/word/2010/wordprocessingDrawing" xmlns:wp="http://schemas.openxmlformats.org/drawingml/2006/wordprocessingDrawing" xmlns:w10="urn:schemas-microsoft-com:office:word" xmlns:w="http://schemas.openxmlformats.org/wordprocessingml/2006/main" xmlns:w14="http://schemas.microsoft.com/office/word/2010/wordml" xmlns:w15="http://schemas.microsoft.com/office/word/2012/wordml" xmlns:w16cex="http://schemas.microsoft.com/office/word/2018/wordml/cex" xmlns:w16cid="http://schemas.microsoft.com/office/word/2016/wordml/cid" xmlns:w16="http://schemas.microsoft.com/office/word/2018/wordml" xmlns:w16du="http://schemas.microsoft.com/office/word/2023/wordml/word16du" xmlns:w16sdtdh="http://schemas.microsoft.com/office/word/2020/wordml/sdtdatahash" xmlns:w16sdtfl="http://schemas.microsoft.com/office/word/2024/wordml/sdtformatlock" xmlns:w16se="http://schemas.microsoft.com/office/word/2015/wordml/symex" xmlns:wpg="http://schemas.microsoft.com/office/word/2010/wordprocessingGroup" xmlns:wpi="http://schemas.microsoft.com/office/word/2010/wordprocessingInk" xmlns:wne="http://schemas.microsoft.com/office/word/2006/wordml" xmlns:wps="http://schemas.microsoft.com/office/word/2010/wordprocessingShape" mc:Ignorable="w14 w15 w16se w16cid w16 w16cex w16sdtdh w16sdtfl w16du wp14">
   <w:abstractNum w:abstractNumId="0" w15:restartNumberingAfterBreak="0">
     <w:nsid w:val="5DC63720"/>
     <w:multiLevelType w:val="multilevel"/>
@@ -2535,10 +2550,10 @@
       </w:pPr>
     </w:lvl>
   </w:abstractNum>
-  <w:num w:numId="1">
+  <w:num w:numId="1" w16cid:durableId="1525941031">
     <w:abstractNumId w:val="0"/>
   </w:num>
-  <w:num w:numId="2">
+  <w:num w:numId="2" w16cid:durableId="144519061">
     <w:abstractNumId w:val="0"/>
     <w:lvlOverride w:ilvl="0">
       <w:startOverride w:val="1"/>
@@ -2556,7 +2571,7 @@
 </file>
 
 <file path=word/styles.xml><?xml version="1.0" encoding="utf-8"?>
-<w:styles xmlns:mc="http://schemas.openxmlformats.org/markup-compatibility/2006" xmlns:r="http://schemas.openxmlformats.org/officeDocument/2006/relationships" xmlns:w="http://schemas.openxmlformats.org/wordprocessingml/2006/main" xmlns:w14="http://schemas.microsoft.com/office/word/2010/wordml" xmlns:w15="http://schemas.microsoft.com/office/word/2012/wordml" xmlns:w16cid="http://schemas.microsoft.com/office/word/2016/wordml/cid" xmlns:w16se="http://schemas.microsoft.com/office/word/2015/wordml/symex" mc:Ignorable="w14 w15 w16se w16cid">
+<w:styles xmlns:mc="http://schemas.openxmlformats.org/markup-compatibility/2006" xmlns:r="http://schemas.openxmlformats.org/officeDocument/2006/relationships" xmlns:w="http://schemas.openxmlformats.org/wordprocessingml/2006/main" xmlns:w14="http://schemas.microsoft.com/office/word/2010/wordml" xmlns:w15="http://schemas.microsoft.com/office/word/2012/wordml" xmlns:w16cex="http://schemas.microsoft.com/office/word/2018/wordml/cex" xmlns:w16cid="http://schemas.microsoft.com/office/word/2016/wordml/cid" xmlns:w16="http://schemas.microsoft.com/office/word/2018/wordml" xmlns:w16du="http://schemas.microsoft.com/office/word/2023/wordml/word16du" xmlns:w16sdtdh="http://schemas.microsoft.com/office/word/2020/wordml/sdtdatahash" xmlns:w16sdtfl="http://schemas.microsoft.com/office/word/2024/wordml/sdtformatlock" xmlns:w16se="http://schemas.microsoft.com/office/word/2015/wordml/symex" mc:Ignorable="w14 w15 w16se w16cid w16 w16cex w16sdtdh w16sdtfl w16du">
   <w:docDefaults>
     <w:rPrDefault>
       <w:rPr>
@@ -2569,7 +2584,7 @@
     </w:rPrDefault>
     <w:pPrDefault/>
   </w:docDefaults>
-  <w:latentStyles w:defLockedState="0" w:defUIPriority="99" w:defSemiHidden="0" w:defUnhideWhenUsed="0" w:defQFormat="0" w:count="375">
+  <w:latentStyles w:defLockedState="0" w:defUIPriority="99" w:defSemiHidden="0" w:defUnhideWhenUsed="0" w:defQFormat="0" w:count="376">
     <w:lsdException w:name="Normal" w:uiPriority="0" w:qFormat="1"/>
     <w:lsdException w:name="heading 1" w:uiPriority="9" w:qFormat="1"/>
     <w:lsdException w:name="heading 2" w:semiHidden="1" w:uiPriority="9" w:unhideWhenUsed="1" w:qFormat="1"/>
@@ -2945,6 +2960,7 @@
     <w:lsdException w:name="Smart Hyperlink" w:semiHidden="1" w:unhideWhenUsed="1"/>
     <w:lsdException w:name="Hashtag" w:semiHidden="1" w:unhideWhenUsed="1"/>
     <w:lsdException w:name="Unresolved Mention" w:semiHidden="1" w:unhideWhenUsed="1"/>
+    <w:lsdException w:name="Smart Link" w:semiHidden="1" w:unhideWhenUsed="1"/>
   </w:latentStyles>
   <w:style w:type="paragraph" w:default="1" w:styleId="a">
     <w:name w:val="Normal"/>
